--- a/pr-preview/pr-78/chapters/20-treatment-confounder-feedback-tracked-changes.docx
+++ b/pr-preview/pr-78/chapters/20-treatment-confounder-feedback-tracked-changes.docx
@@ -152,7 +152,7 @@
         <w:t xml:space="preserve">There is no allocation of weight to these two errors that corrects both simultaneously.</w:t>
       </w:r>
     </w:p>
-    <w:bookmarkStart w:id="11" w:name="X3a3652c93cc426cb72f122b7cc01b6681d2c640"/>
+    <w:bookmarkStart w:id="12" w:name="X3a3652c93cc426cb72f122b7cc01b6681d2c640"/>
     <w:p>
       <w:pPr>
         <w:pStyle w:val="Heading2"/>
@@ -168,479 +168,528 @@
         </w:pict>
       </w:r>
     </w:p>
-    <w:p>
-      <w:pPr>
-        <w:pStyle w:val="FirstParagraph"/>
-      </w:pPr>
-      <w:r>
-        <w:rPr>
-          <w:b/>
-          <w:bCs/>
-        </w:rPr>
-        <w:t xml:space="preserve">Treatment-confounder feedback</w:t>
-      </w:r>
-      <w:r>
-        <w:t xml:space="preserve"> </w:t>
-      </w:r>
-      <w:r>
-        <w:t xml:space="preserve">arises whenever a time-varying covariate</w:t>
-      </w:r>
-      <w:r>
-        <w:t xml:space="preserve"> </w:t>
-      </w:r>
-      <m:oMath>
-        <m:sSub>
-          <m:e>
-            <m:r>
-              <m:t>L</m:t>
-            </m:r>
-          </m:e>
-          <m:sub>
-            <m:r>
-              <m:t>k</m:t>
-            </m:r>
-          </m:sub>
-        </m:sSub>
-      </m:oMath>
-      <w:r>
-        <w:t xml:space="preserve"> </w:t>
-      </w:r>
-      <w:r>
-        <w:t xml:space="preserve">satisfies all of the following:</w:t>
-      </w:r>
-    </w:p>
-    <w:p>
-      <w:pPr>
-        <w:pStyle w:val="Compact"/>
-        <w:numPr>
-          <w:ilvl w:val="0"/>
-          <w:numId w:val="1001"/>
-        </w:numPr>
-      </w:pPr>
-      <m:oMath>
-        <m:sSub>
-          <m:e>
-            <m:r>
-              <m:t>L</m:t>
-            </m:r>
-          </m:e>
-          <m:sub>
-            <m:r>
-              <m:t>k</m:t>
-            </m:r>
-          </m:sub>
-        </m:sSub>
-      </m:oMath>
-      <w:r>
-        <w:rPr>
-          <w:b/>
-          <w:bCs/>
-        </w:rPr>
-        <w:t xml:space="preserve"> </w:t>
-      </w:r>
-      <w:r>
-        <w:rPr>
-          <w:b/>
-          <w:bCs/>
-        </w:rPr>
-        <w:t xml:space="preserve">is a confounder</w:t>
-      </w:r>
-      <w:r>
-        <w:t xml:space="preserve">:</w:t>
-      </w:r>
-      <w:r>
-        <w:t xml:space="preserve"> </w:t>
-      </w:r>
-      <m:oMath>
-        <m:sSub>
-          <m:e>
-            <m:r>
-              <m:t>L</m:t>
-            </m:r>
-          </m:e>
-          <m:sub>
-            <m:r>
-              <m:t>k</m:t>
-            </m:r>
-          </m:sub>
-        </m:sSub>
-      </m:oMath>
-      <w:r>
-        <w:t xml:space="preserve"> </w:t>
-      </w:r>
-      <w:r>
-        <w:t xml:space="preserve">is an independent predictor of both future treatment</w:t>
-      </w:r>
-      <w:r>
-        <w:t xml:space="preserve"> </w:t>
-      </w:r>
-      <m:oMath>
-        <m:sSub>
-          <m:e>
-            <m:r>
-              <m:t>A</m:t>
-            </m:r>
-          </m:e>
-          <m:sub>
-            <m:r>
-              <m:t>k</m:t>
-            </m:r>
-          </m:sub>
-        </m:sSub>
-      </m:oMath>
-      <w:r>
-        <w:t xml:space="preserve"> </w:t>
-      </w:r>
-      <w:r>
-        <w:t xml:space="preserve">and the outcome</w:t>
-      </w:r>
-      <w:r>
-        <w:t xml:space="preserve"> </w:t>
-      </w:r>
-      <m:oMath>
-        <m:r>
-          <m:t>Y</m:t>
-        </m:r>
-      </m:oMath>
-      <w:r>
-        <w:t xml:space="preserve">, creating a backdoor path</w:t>
-      </w:r>
-      <w:r>
-        <w:t xml:space="preserve"> </w:t>
-      </w:r>
-      <m:oMath>
-        <m:sSub>
-          <m:e>
-            <m:r>
-              <m:t>A</m:t>
-            </m:r>
-          </m:e>
-          <m:sub>
-            <m:r>
-              <m:t>k</m:t>
-            </m:r>
-          </m:sub>
-        </m:sSub>
-        <m:r>
-          <m:rPr>
-            <m:sty m:val="p"/>
-          </m:rPr>
-          <m:t>←</m:t>
-        </m:r>
-        <m:sSub>
-          <m:e>
-            <m:r>
-              <m:t>L</m:t>
-            </m:r>
-          </m:e>
-          <m:sub>
-            <m:r>
-              <m:t>k</m:t>
-            </m:r>
-          </m:sub>
-        </m:sSub>
-        <m:r>
-          <m:rPr>
-            <m:sty m:val="p"/>
-          </m:rPr>
-          <m:t>→</m:t>
-        </m:r>
-        <m:r>
-          <m:t>Y</m:t>
-        </m:r>
-      </m:oMath>
-      <w:r>
-        <w:t xml:space="preserve">.</w:t>
-      </w:r>
-    </w:p>
-    <w:p>
-      <w:pPr>
-        <w:pStyle w:val="Compact"/>
-        <w:numPr>
-          <w:ilvl w:val="0"/>
-          <w:numId w:val="1001"/>
-        </w:numPr>
-      </w:pPr>
-      <m:oMath>
-        <m:sSub>
-          <m:e>
-            <m:r>
-              <m:t>L</m:t>
-            </m:r>
-          </m:e>
-          <m:sub>
-            <m:r>
-              <m:t>k</m:t>
-            </m:r>
-          </m:sub>
-        </m:sSub>
-      </m:oMath>
-      <w:r>
-        <w:rPr>
-          <w:b/>
-          <w:bCs/>
-        </w:rPr>
-        <w:t xml:space="preserve"> </w:t>
-      </w:r>
-      <w:r>
-        <w:rPr>
-          <w:b/>
-          <w:bCs/>
-        </w:rPr>
-        <w:t xml:space="preserve">is affected by prior treatment</w:t>
-      </w:r>
-      <w:r>
-        <w:t xml:space="preserve">: past treatment</w:t>
-      </w:r>
-      <w:r>
-        <w:t xml:space="preserve"> </w:t>
-      </w:r>
-      <m:oMath>
-        <m:sSub>
-          <m:e>
-            <m:r>
-              <m:t>A</m:t>
-            </m:r>
-          </m:e>
-          <m:sub>
-            <m:r>
-              <m:t>k</m:t>
-            </m:r>
-            <m:r>
-              <m:rPr>
-                <m:sty m:val="p"/>
-              </m:rPr>
-              <m:t>−</m:t>
-            </m:r>
-            <m:r>
-              <m:t>1</m:t>
-            </m:r>
-          </m:sub>
-        </m:sSub>
-      </m:oMath>
-      <w:r>
-        <w:t xml:space="preserve"> </w:t>
-      </w:r>
-      <w:r>
-        <w:t xml:space="preserve">(or any</w:t>
-      </w:r>
-      <w:r>
-        <w:t xml:space="preserve"> </w:t>
-      </w:r>
-      <m:oMath>
-        <m:sSub>
-          <m:e>
-            <m:r>
-              <m:t>A</m:t>
-            </m:r>
-          </m:e>
-          <m:sub>
-            <m:r>
-              <m:t>j</m:t>
-            </m:r>
-          </m:sub>
-        </m:sSub>
-      </m:oMath>
-      <w:r>
-        <w:t xml:space="preserve"> </w:t>
-      </w:r>
-      <w:r>
-        <w:t xml:space="preserve">with</w:t>
-      </w:r>
-      <w:r>
-        <w:t xml:space="preserve"> </w:t>
-      </w:r>
-      <m:oMath>
-        <m:r>
-          <m:t>j</m:t>
-        </m:r>
-        <m:r>
-          <m:rPr>
-            <m:sty m:val="p"/>
-          </m:rPr>
-          <m:t>&lt;</m:t>
-        </m:r>
-        <m:r>
-          <m:t>k</m:t>
-        </m:r>
-      </m:oMath>
-      <w:r>
-        <w:t xml:space="preserve">) is a cause of</w:t>
-      </w:r>
-      <w:r>
-        <w:t xml:space="preserve"> </w:t>
-      </w:r>
-      <m:oMath>
-        <m:sSub>
-          <m:e>
-            <m:r>
-              <m:t>L</m:t>
-            </m:r>
-          </m:e>
-          <m:sub>
-            <m:r>
-              <m:t>k</m:t>
-            </m:r>
-          </m:sub>
-        </m:sSub>
-      </m:oMath>
-      <w:r>
-        <w:t xml:space="preserve">,</w:t>
-      </w:r>
-      <w:r>
-        <w:t xml:space="preserve"> </w:t>
-      </w:r>
-      <w:r>
-        <w:t xml:space="preserve">so</w:t>
-      </w:r>
-      <w:r>
-        <w:t xml:space="preserve"> </w:t>
-      </w:r>
-      <m:oMath>
-        <m:sSub>
-          <m:e>
-            <m:r>
-              <m:t>A</m:t>
-            </m:r>
-          </m:e>
-          <m:sub>
-            <m:r>
-              <m:t>k</m:t>
-            </m:r>
-            <m:r>
-              <m:rPr>
-                <m:sty m:val="p"/>
-              </m:rPr>
-              <m:t>−</m:t>
-            </m:r>
-            <m:r>
-              <m:t>1</m:t>
-            </m:r>
-          </m:sub>
-        </m:sSub>
-        <m:r>
-          <m:rPr>
-            <m:sty m:val="p"/>
-          </m:rPr>
-          <m:t>→</m:t>
-        </m:r>
-        <m:sSub>
-          <m:e>
-            <m:r>
-              <m:t>L</m:t>
-            </m:r>
-          </m:e>
-          <m:sub>
-            <m:r>
-              <m:t>k</m:t>
-            </m:r>
-          </m:sub>
-        </m:sSub>
-      </m:oMath>
-      <w:r>
-        <w:t xml:space="preserve"> </w:t>
-      </w:r>
-      <w:r>
-        <w:t xml:space="preserve">is a causal arrow in the DAG.</w:t>
-      </w:r>
-    </w:p>
-    <w:p>
-      <w:pPr>
-        <w:pStyle w:val="Compact"/>
-        <w:numPr>
-          <w:ilvl w:val="0"/>
-          <w:numId w:val="1001"/>
-        </w:numPr>
-      </w:pPr>
-      <w:r>
-        <w:rPr>
-          <w:b/>
-          <w:bCs/>
-        </w:rPr>
-        <w:t xml:space="preserve">Feedback continues</w:t>
-      </w:r>
-      <w:r>
-        <w:t xml:space="preserve">: the adjusted value of</w:t>
-      </w:r>
-      <w:r>
-        <w:t xml:space="preserve"> </w:t>
-      </w:r>
-      <m:oMath>
-        <m:sSub>
-          <m:e>
-            <m:r>
-              <m:t>L</m:t>
-            </m:r>
-          </m:e>
-          <m:sub>
-            <m:r>
-              <m:t>k</m:t>
-            </m:r>
-          </m:sub>
-        </m:sSub>
-      </m:oMath>
-      <w:r>
-        <w:t xml:space="preserve"> </w:t>
-      </w:r>
-      <w:r>
-        <w:t xml:space="preserve">can influence the next treatment decision</w:t>
-      </w:r>
-      <w:r>
-        <w:t xml:space="preserve"> </w:t>
-      </w:r>
-      <m:oMath>
-        <m:sSub>
-          <m:e>
-            <m:r>
-              <m:t>A</m:t>
-            </m:r>
-          </m:e>
-          <m:sub>
-            <m:r>
-              <m:t>k</m:t>
-            </m:r>
-          </m:sub>
-        </m:sSub>
-      </m:oMath>
-      <w:r>
-        <w:t xml:space="preserve">,</w:t>
-      </w:r>
-      <w:r>
-        <w:t xml:space="preserve"> </w:t>
-      </w:r>
-      <w:r>
-        <w:t xml:space="preserve">which in turn affects</w:t>
-      </w:r>
-      <w:r>
-        <w:t xml:space="preserve"> </w:t>
-      </w:r>
-      <m:oMath>
-        <m:sSub>
-          <m:e>
-            <m:r>
-              <m:t>L</m:t>
-            </m:r>
-          </m:e>
-          <m:sub>
-            <m:r>
-              <m:t>k</m:t>
-            </m:r>
-            <m:r>
-              <m:rPr>
-                <m:sty m:val="p"/>
-              </m:rPr>
-              <m:t>+</m:t>
-            </m:r>
-            <m:r>
-              <m:t>1</m:t>
-            </m:r>
-          </m:sub>
-        </m:sSub>
-      </m:oMath>
-      <w:r>
-        <w:t xml:space="preserve">, and so on.</w:t>
-      </w:r>
-    </w:p>
+    <w:tbl>
+      <w:tblPr>
+        <w:tblStyle w:val="Table"/>
+        <w:tblInd w:w="164" w:type="dxa"/>
+        <w:tblBorders>
+          <w:left w:val="single" w:sz="24" w:space="0" w:color="909090"/>
+        </w:tblBorders>
+        <w:tblCellMar>
+          <w:left w:w="0" w:type="dxa"/>
+          <w:right w:w="0" w:type="dxa"/>
+        </w:tblCellMar>
+        <w:tblLook w:firstRow="0" w:lastRow="0" w:firstColumn="0" w:lastColumn="0" w:noHBand="0" w:noVBand="0" w:val="0000"/>
+      </w:tblPr>
+      <w:tblGrid>
+        <w:gridCol w:w="7920"/>
+      </w:tblGrid>
+      <w:tr>
+        <w:trPr>
+          <w:cantSplit/>
+        </w:trPr>
+        <w:tc>
+          <w:tcPr>
+            <w:tcMar>
+              <w:left w:w="144" w:type="dxa"/>
+            </w:tcMar>
+          </w:tcPr>
+          <w:p>
+            <w:pPr>
+              <w:pStyle w:val="FirstParagraph"/>
+            </w:pPr>
+            <w:pPr>
+              <w:spacing w:before="16" w:after="64"/>
+            </w:pPr>
+          </w:p>
+          <w:bookmarkStart w:id="9" w:name="def-treatment-confounder-feedback"/>
+          <w:p>
+            <w:pPr>
+              <w:pStyle w:val="BodyText"/>
+            </w:pPr>
+            <w:r>
+              <w:rPr>
+                <w:b/>
+                <w:bCs/>
+              </w:rPr>
+              <w:t xml:space="preserve">Definition 1 (Treatment-Confounder Feedback)</w:t>
+            </w:r>
+            <w:r>
+              <w:t xml:space="preserve"> </w:t>
+            </w:r>
+            <w:r>
+              <w:rPr>
+                <w:b/>
+                <w:bCs/>
+              </w:rPr>
+              <w:t xml:space="preserve">Treatment-confounder feedback</w:t>
+            </w:r>
+            <w:r>
+              <w:t xml:space="preserve"> </w:t>
+            </w:r>
+            <w:r>
+              <w:t xml:space="preserve">arises whenever a time-varying covariate</w:t>
+            </w:r>
+            <w:r>
+              <w:t xml:space="preserve"> </w:t>
+            </w:r>
+            <m:oMath>
+              <m:sSub>
+                <m:e>
+                  <m:r>
+                    <m:t>L</m:t>
+                  </m:r>
+                </m:e>
+                <m:sub>
+                  <m:r>
+                    <m:t>k</m:t>
+                  </m:r>
+                </m:sub>
+              </m:sSub>
+            </m:oMath>
+            <w:r>
+              <w:t xml:space="preserve"> </w:t>
+            </w:r>
+            <w:r>
+              <w:t xml:space="preserve">satisfies all of the following:</w:t>
+            </w:r>
+          </w:p>
+          <w:p>
+            <w:pPr>
+              <w:pStyle w:val="Compact"/>
+              <w:numPr>
+                <w:ilvl w:val="0"/>
+                <w:numId w:val="1001"/>
+              </w:numPr>
+            </w:pPr>
+            <m:oMath>
+              <m:sSub>
+                <m:e>
+                  <m:r>
+                    <m:t>L</m:t>
+                  </m:r>
+                </m:e>
+                <m:sub>
+                  <m:r>
+                    <m:t>k</m:t>
+                  </m:r>
+                </m:sub>
+              </m:sSub>
+            </m:oMath>
+            <w:r>
+              <w:rPr>
+                <w:b/>
+                <w:bCs/>
+              </w:rPr>
+              <w:t xml:space="preserve"> </w:t>
+            </w:r>
+            <w:r>
+              <w:rPr>
+                <w:b/>
+                <w:bCs/>
+              </w:rPr>
+              <w:t xml:space="preserve">is a confounder</w:t>
+            </w:r>
+            <w:r>
+              <w:t xml:space="preserve">:</w:t>
+            </w:r>
+            <w:r>
+              <w:t xml:space="preserve"> </w:t>
+            </w:r>
+            <m:oMath>
+              <m:sSub>
+                <m:e>
+                  <m:r>
+                    <m:t>L</m:t>
+                  </m:r>
+                </m:e>
+                <m:sub>
+                  <m:r>
+                    <m:t>k</m:t>
+                  </m:r>
+                </m:sub>
+              </m:sSub>
+            </m:oMath>
+            <w:r>
+              <w:t xml:space="preserve"> </w:t>
+            </w:r>
+            <w:r>
+              <w:t xml:space="preserve">is an independent predictor of both future treatment</w:t>
+            </w:r>
+            <w:r>
+              <w:t xml:space="preserve"> </w:t>
+            </w:r>
+            <m:oMath>
+              <m:sSub>
+                <m:e>
+                  <m:r>
+                    <m:t>A</m:t>
+                  </m:r>
+                </m:e>
+                <m:sub>
+                  <m:r>
+                    <m:t>k</m:t>
+                  </m:r>
+                </m:sub>
+              </m:sSub>
+            </m:oMath>
+            <w:r>
+              <w:t xml:space="preserve"> </w:t>
+            </w:r>
+            <w:r>
+              <w:t xml:space="preserve">and the outcome</w:t>
+            </w:r>
+            <w:r>
+              <w:t xml:space="preserve"> </w:t>
+            </w:r>
+            <m:oMath>
+              <m:r>
+                <m:t>Y</m:t>
+              </m:r>
+            </m:oMath>
+            <w:r>
+              <w:t xml:space="preserve">, creating a backdoor path</w:t>
+            </w:r>
+            <w:r>
+              <w:t xml:space="preserve"> </w:t>
+            </w:r>
+            <m:oMath>
+              <m:sSub>
+                <m:e>
+                  <m:r>
+                    <m:t>A</m:t>
+                  </m:r>
+                </m:e>
+                <m:sub>
+                  <m:r>
+                    <m:t>k</m:t>
+                  </m:r>
+                </m:sub>
+              </m:sSub>
+              <m:r>
+                <m:rPr>
+                  <m:sty m:val="p"/>
+                </m:rPr>
+                <m:t>←</m:t>
+              </m:r>
+              <m:sSub>
+                <m:e>
+                  <m:r>
+                    <m:t>L</m:t>
+                  </m:r>
+                </m:e>
+                <m:sub>
+                  <m:r>
+                    <m:t>k</m:t>
+                  </m:r>
+                </m:sub>
+              </m:sSub>
+              <m:r>
+                <m:rPr>
+                  <m:sty m:val="p"/>
+                </m:rPr>
+                <m:t>→</m:t>
+              </m:r>
+              <m:r>
+                <m:t>Y</m:t>
+              </m:r>
+            </m:oMath>
+            <w:r>
+              <w:t xml:space="preserve">.</w:t>
+            </w:r>
+          </w:p>
+          <w:p>
+            <w:pPr>
+              <w:pStyle w:val="Compact"/>
+              <w:numPr>
+                <w:ilvl w:val="0"/>
+                <w:numId w:val="1001"/>
+              </w:numPr>
+            </w:pPr>
+            <m:oMath>
+              <m:sSub>
+                <m:e>
+                  <m:r>
+                    <m:t>L</m:t>
+                  </m:r>
+                </m:e>
+                <m:sub>
+                  <m:r>
+                    <m:t>k</m:t>
+                  </m:r>
+                </m:sub>
+              </m:sSub>
+            </m:oMath>
+            <w:r>
+              <w:rPr>
+                <w:b/>
+                <w:bCs/>
+              </w:rPr>
+              <w:t xml:space="preserve"> </w:t>
+            </w:r>
+            <w:r>
+              <w:rPr>
+                <w:b/>
+                <w:bCs/>
+              </w:rPr>
+              <w:t xml:space="preserve">is affected by prior treatment</w:t>
+            </w:r>
+            <w:r>
+              <w:t xml:space="preserve">: past treatment</w:t>
+            </w:r>
+            <w:r>
+              <w:t xml:space="preserve"> </w:t>
+            </w:r>
+            <m:oMath>
+              <m:sSub>
+                <m:e>
+                  <m:r>
+                    <m:t>A</m:t>
+                  </m:r>
+                </m:e>
+                <m:sub>
+                  <m:r>
+                    <m:t>k</m:t>
+                  </m:r>
+                  <m:r>
+                    <m:rPr>
+                      <m:sty m:val="p"/>
+                    </m:rPr>
+                    <m:t>−</m:t>
+                  </m:r>
+                  <m:r>
+                    <m:t>1</m:t>
+                  </m:r>
+                </m:sub>
+              </m:sSub>
+            </m:oMath>
+            <w:r>
+              <w:t xml:space="preserve"> </w:t>
+            </w:r>
+            <w:r>
+              <w:t xml:space="preserve">(or any</w:t>
+            </w:r>
+            <w:r>
+              <w:t xml:space="preserve"> </w:t>
+            </w:r>
+            <m:oMath>
+              <m:sSub>
+                <m:e>
+                  <m:r>
+                    <m:t>A</m:t>
+                  </m:r>
+                </m:e>
+                <m:sub>
+                  <m:r>
+                    <m:t>j</m:t>
+                  </m:r>
+                </m:sub>
+              </m:sSub>
+            </m:oMath>
+            <w:r>
+              <w:t xml:space="preserve"> </w:t>
+            </w:r>
+            <w:r>
+              <w:t xml:space="preserve">with</w:t>
+            </w:r>
+            <w:r>
+              <w:t xml:space="preserve"> </w:t>
+            </w:r>
+            <m:oMath>
+              <m:r>
+                <m:t>j</m:t>
+              </m:r>
+              <m:r>
+                <m:rPr>
+                  <m:sty m:val="p"/>
+                </m:rPr>
+                <m:t>&lt;</m:t>
+              </m:r>
+              <m:r>
+                <m:t>k</m:t>
+              </m:r>
+            </m:oMath>
+            <w:r>
+              <w:t xml:space="preserve">) is a cause of</w:t>
+            </w:r>
+            <w:r>
+              <w:t xml:space="preserve"> </w:t>
+            </w:r>
+            <m:oMath>
+              <m:sSub>
+                <m:e>
+                  <m:r>
+                    <m:t>L</m:t>
+                  </m:r>
+                </m:e>
+                <m:sub>
+                  <m:r>
+                    <m:t>k</m:t>
+                  </m:r>
+                </m:sub>
+              </m:sSub>
+            </m:oMath>
+            <w:r>
+              <w:t xml:space="preserve">,</w:t>
+            </w:r>
+            <w:r>
+              <w:t xml:space="preserve"> </w:t>
+            </w:r>
+            <w:r>
+              <w:t xml:space="preserve">so</w:t>
+            </w:r>
+            <w:r>
+              <w:t xml:space="preserve"> </w:t>
+            </w:r>
+            <m:oMath>
+              <m:sSub>
+                <m:e>
+                  <m:r>
+                    <m:t>A</m:t>
+                  </m:r>
+                </m:e>
+                <m:sub>
+                  <m:r>
+                    <m:t>k</m:t>
+                  </m:r>
+                  <m:r>
+                    <m:rPr>
+                      <m:sty m:val="p"/>
+                    </m:rPr>
+                    <m:t>−</m:t>
+                  </m:r>
+                  <m:r>
+                    <m:t>1</m:t>
+                  </m:r>
+                </m:sub>
+              </m:sSub>
+              <m:r>
+                <m:rPr>
+                  <m:sty m:val="p"/>
+                </m:rPr>
+                <m:t>→</m:t>
+              </m:r>
+              <m:sSub>
+                <m:e>
+                  <m:r>
+                    <m:t>L</m:t>
+                  </m:r>
+                </m:e>
+                <m:sub>
+                  <m:r>
+                    <m:t>k</m:t>
+                  </m:r>
+                </m:sub>
+              </m:sSub>
+            </m:oMath>
+            <w:r>
+              <w:t xml:space="preserve"> </w:t>
+            </w:r>
+            <w:r>
+              <w:t xml:space="preserve">is a causal arrow in the DAG.</w:t>
+            </w:r>
+          </w:p>
+          <w:p>
+            <w:pPr>
+              <w:pStyle w:val="Compact"/>
+              <w:numPr>
+                <w:ilvl w:val="0"/>
+                <w:numId w:val="1001"/>
+              </w:numPr>
+            </w:pPr>
+            <w:r>
+              <w:rPr>
+                <w:b/>
+                <w:bCs/>
+              </w:rPr>
+              <w:t xml:space="preserve">Feedback continues</w:t>
+            </w:r>
+            <w:r>
+              <w:t xml:space="preserve">: the adjusted value of</w:t>
+            </w:r>
+            <w:r>
+              <w:t xml:space="preserve"> </w:t>
+            </w:r>
+            <m:oMath>
+              <m:sSub>
+                <m:e>
+                  <m:r>
+                    <m:t>L</m:t>
+                  </m:r>
+                </m:e>
+                <m:sub>
+                  <m:r>
+                    <m:t>k</m:t>
+                  </m:r>
+                </m:sub>
+              </m:sSub>
+            </m:oMath>
+            <w:r>
+              <w:t xml:space="preserve"> </w:t>
+            </w:r>
+            <w:r>
+              <w:t xml:space="preserve">can influence the next treatment decision</w:t>
+            </w:r>
+            <w:r>
+              <w:t xml:space="preserve"> </w:t>
+            </w:r>
+            <m:oMath>
+              <m:sSub>
+                <m:e>
+                  <m:r>
+                    <m:t>A</m:t>
+                  </m:r>
+                </m:e>
+                <m:sub>
+                  <m:r>
+                    <m:t>k</m:t>
+                  </m:r>
+                </m:sub>
+              </m:sSub>
+            </m:oMath>
+            <w:r>
+              <w:t xml:space="preserve">,</w:t>
+            </w:r>
+            <w:r>
+              <w:t xml:space="preserve"> </w:t>
+            </w:r>
+            <w:r>
+              <w:t xml:space="preserve">which in turn affects</w:t>
+            </w:r>
+            <w:r>
+              <w:t xml:space="preserve"> </w:t>
+            </w:r>
+            <m:oMath>
+              <m:sSub>
+                <m:e>
+                  <m:r>
+                    <m:t>L</m:t>
+                  </m:r>
+                </m:e>
+                <m:sub>
+                  <m:r>
+                    <m:t>k</m:t>
+                  </m:r>
+                  <m:r>
+                    <m:rPr>
+                      <m:sty m:val="p"/>
+                    </m:rPr>
+                    <m:t>+</m:t>
+                  </m:r>
+                  <m:r>
+                    <m:t>1</m:t>
+                  </m:r>
+                </m:sub>
+              </m:sSub>
+            </m:oMath>
+            <w:r>
+              <w:t xml:space="preserve">, and so on.</w:t>
+            </w:r>
+          </w:p>
+          <w:bookmarkEnd w:id="9"/>
+        </w:tc>
+      </w:tr>
+    </w:tbl>
     <w:p>
       <w:pPr>
         <w:pStyle w:val="FirstParagraph"/>
@@ -936,7 +985,7 @@
               <w:spacing w:before="16" w:after="64"/>
             </w:pPr>
           </w:p>
-          <w:bookmarkStart w:id="9" w:name="exm-hiv-feedback"/>
+          <w:bookmarkStart w:id="10" w:name="exm-hiv-feedback"/>
           <w:p>
             <w:pPr>
               <w:pStyle w:val="BodyText"/>
@@ -1224,11 +1273,11 @@
               <w:t xml:space="preserve">is a time-varying confounder with treatment feedback.</w:t>
             </w:r>
           </w:p>
-          <w:bookmarkEnd w:id="9"/>
+          <w:bookmarkEnd w:id="10"/>
         </w:tc>
       </w:tr>
     </w:tbl>
-    <w:bookmarkStart w:id="10" w:name="the-role-of-unmeasured-common-causes"/>
+    <w:bookmarkStart w:id="11" w:name="the-role-of-unmeasured-common-causes"/>
     <w:p>
       <w:pPr>
         <w:pStyle w:val="Heading3"/>
@@ -1816,9 +1865,9 @@
         <w:t xml:space="preserve">itself).</w:t>
       </w:r>
     </w:p>
-    <w:bookmarkEnd w:id="10"/>
     <w:bookmarkEnd w:id="11"/>
-    <w:bookmarkStart w:id="14" w:name="the-bias-of-traditional-methods-p.-269"/>
+    <w:bookmarkEnd w:id="12"/>
+    <w:bookmarkStart w:id="15" w:name="the-bias-of-traditional-methods-p.-269"/>
     <w:p>
       <w:pPr>
         <w:pStyle w:val="Heading2"/>
@@ -2057,7 +2106,7 @@
         <w:t xml:space="preserve">We now show that this conditioning introduces bias in the presence of treatment-confounder feedback.</w:t>
       </w:r>
     </w:p>
-    <w:bookmarkStart w:id="12" w:name="a-numerical-example"/>
+    <w:bookmarkStart w:id="13" w:name="a-numerical-example"/>
     <w:p>
       <w:pPr>
         <w:pStyle w:val="Heading3"/>
@@ -3144,8 +3193,8 @@
         <w:t xml:space="preserve">The two problems are structurally inseparable.</w:t>
       </w:r>
     </w:p>
-    <w:bookmarkEnd w:id="12"/>
-    <w:bookmarkStart w:id="13" w:name="direction-of-the-bias"/>
+    <w:bookmarkEnd w:id="13"/>
+    <w:bookmarkStart w:id="14" w:name="direction-of-the-bias"/>
     <w:p>
       <w:pPr>
         <w:pStyle w:val="Heading3"/>
@@ -3216,9 +3265,9 @@
         <w:t xml:space="preserve">but may estimate an effect of the wrong sign.</w:t>
       </w:r>
     </w:p>
-    <w:bookmarkEnd w:id="13"/>
     <w:bookmarkEnd w:id="14"/>
-    <w:bookmarkStart w:id="17" w:name="why-traditional-methods-fail-p.-271"/>
+    <w:bookmarkEnd w:id="15"/>
+    <w:bookmarkStart w:id="18" w:name="why-traditional-methods-fail-p.-271"/>
     <w:p>
       <w:pPr>
         <w:pStyle w:val="Heading2"/>
@@ -3598,7 +3647,7 @@
               <w:spacing w:before="16" w:after="64"/>
             </w:pPr>
           </w:p>
-          <w:bookmarkStart w:id="15" w:name="prp-traditional-fails"/>
+          <w:bookmarkStart w:id="16" w:name="prp-traditional-fails"/>
           <w:p>
             <w:pPr>
               <w:pStyle w:val="BodyText"/>
@@ -3876,11 +3925,11 @@
               <w:t xml:space="preserve">.</w:t>
             </w:r>
           </w:p>
-          <w:bookmarkEnd w:id="15"/>
+          <w:bookmarkEnd w:id="16"/>
         </w:tc>
       </w:tr>
     </w:tbl>
-    <w:bookmarkStart w:id="16" w:name="a-dag-based-explanation"/>
+    <w:bookmarkStart w:id="17" w:name="a-dag-based-explanation"/>
     <w:p>
       <w:pPr>
         <w:pStyle w:val="Heading3"/>
@@ -4567,9 +4616,9 @@
         <w:t xml:space="preserve">the standard adjustment formula to the longitudinal setting with feedback.</w:t>
       </w:r>
     </w:p>
-    <w:bookmarkEnd w:id="16"/>
     <w:bookmarkEnd w:id="17"/>
-    <w:bookmarkStart w:id="23" w:name="X7eac172ec3f28a62083831ace5d9a20069588c9"/>
+    <w:bookmarkEnd w:id="18"/>
+    <w:bookmarkStart w:id="24" w:name="X7eac172ec3f28a62083831ace5d9a20069588c9"/>
     <w:p>
       <w:pPr>
         <w:pStyle w:val="Heading2"/>
@@ -4670,7 +4719,7 @@
         <w:t xml:space="preserve">as a standard covariate.</w:t>
       </w:r>
     </w:p>
-    <w:bookmarkStart w:id="21" w:name="attempts-to-fix-traditional-regression"/>
+    <w:bookmarkStart w:id="22" w:name="attempts-to-fix-traditional-regression"/>
     <w:p>
       <w:pPr>
         <w:pStyle w:val="Heading3"/>
@@ -5106,18 +5155,18 @@
                 <wp:inline>
                   <wp:extent cx="152400" cy="152400"/>
                   <wp:effectExtent b="0" l="0" r="0" t="0"/>
-                  <wp:docPr descr="" title="" id="19" name="Picture"/>
+                  <wp:docPr descr="" title="" id="20" name="Picture"/>
                   <a:graphic>
                     <a:graphicData uri="http://schemas.openxmlformats.org/drawingml/2006/picture">
                       <pic:pic>
                         <pic:nvPicPr>
-                          <pic:cNvPr descr="/opt/quarto/share/formats/docx/note.png" id="20" name="Picture"/>
+                          <pic:cNvPr descr="/opt/quarto/share/formats/docx/note.png" id="21" name="Picture"/>
                           <pic:cNvPicPr>
                             <a:picLocks noChangeArrowheads="1" noChangeAspect="1"/>
                           </pic:cNvPicPr>
                         </pic:nvPicPr>
                         <pic:blipFill>
-                          <a:blip r:embed="rId18"/>
+                          <a:blip r:embed="rId19"/>
                           <a:stretch>
                             <a:fillRect/>
                           </a:stretch>
@@ -5235,8 +5284,8 @@
         </w:tc>
       </w:tr>
     </w:tbl>
-    <w:bookmarkEnd w:id="21"/>
-    <w:bookmarkStart w:id="22" w:name="what-would-a-correct-method-need-to-do"/>
+    <w:bookmarkEnd w:id="22"/>
+    <w:bookmarkStart w:id="23" w:name="what-would-a-correct-method-need-to-do"/>
     <w:p>
       <w:pPr>
         <w:pStyle w:val="Heading3"/>
@@ -5495,9 +5544,9 @@
         <w:t xml:space="preserve">as described in Chapter 21.</w:t>
       </w:r>
     </w:p>
-    <w:bookmarkEnd w:id="22"/>
     <w:bookmarkEnd w:id="23"/>
-    <w:bookmarkStart w:id="27" w:name="adjusting-for-past-treatment-p.-274"/>
+    <w:bookmarkEnd w:id="24"/>
+    <w:bookmarkStart w:id="28" w:name="adjusting-for-past-treatment-p.-274"/>
     <w:p>
       <w:pPr>
         <w:pStyle w:val="Heading2"/>
@@ -5715,7 +5764,7 @@
               <w:bottom w:w="108" w:type="dxa"/>
             </w:tcMar>
           </w:tcPr>
-          <w:bookmarkStart w:id="24" w:name="rem-past-treatment-regression"/>
+          <w:bookmarkStart w:id="25" w:name="rem-past-treatment-regression"/>
           <w:p>
             <w:pPr>
               <w:pStyle w:val="BodyText"/>
@@ -6060,12 +6109,12 @@
               <w:t xml:space="preserve">when the goal is to compare treatment strategies.</w:t>
             </w:r>
           </w:p>
-          <w:bookmarkEnd w:id="24"/>
+          <w:bookmarkEnd w:id="25"/>
           <w:p/>
         </w:tc>
       </w:tr>
     </w:tbl>
-    <w:bookmarkStart w:id="25" w:name="X8fa2c057bb1726f531431db6ab9a015bae21518"/>
+    <w:bookmarkStart w:id="26" w:name="X8fa2c057bb1726f531431db6ab9a015bae21518"/>
     <w:p>
       <w:pPr>
         <w:pStyle w:val="Heading3"/>
@@ -6256,8 +6305,8 @@
         <w:t xml:space="preserve">But this assumption is rarely plausible.</w:t>
       </w:r>
     </w:p>
-    <w:bookmarkEnd w:id="25"/>
-    <w:bookmarkStart w:id="26" w:name="the-way-forward"/>
+    <w:bookmarkEnd w:id="26"/>
+    <w:bookmarkStart w:id="27" w:name="the-way-forward"/>
     <w:p>
       <w:pPr>
         <w:pStyle w:val="Heading3"/>
@@ -6825,9 +6874,9 @@
         <w:t xml:space="preserve">All three are discussed in Chapter 21.</w:t>
       </w:r>
     </w:p>
-    <w:bookmarkEnd w:id="26"/>
     <w:bookmarkEnd w:id="27"/>
-    <w:bookmarkStart w:id="28" w:name="summary"/>
+    <w:bookmarkEnd w:id="28"/>
+    <w:bookmarkStart w:id="29" w:name="summary"/>
     <w:p>
       <w:pPr>
         <w:pStyle w:val="Heading2"/>
@@ -7252,8 +7301,8 @@
         <w:t xml:space="preserve">of longitudinal data with feedback.</w:t>
       </w:r>
     </w:p>
-    <w:bookmarkEnd w:id="28"/>
-    <w:bookmarkStart w:id="32" w:name="references"/>
+    <w:bookmarkEnd w:id="29"/>
+    <w:bookmarkStart w:id="33" w:name="references"/>
     <w:p>
       <w:pPr>
         <w:pStyle w:val="Heading2"/>
@@ -7269,8 +7318,8 @@
         </w:pict>
       </w:r>
     </w:p>
-    <w:bookmarkStart w:id="31" w:name="refs"/>
-    <w:bookmarkStart w:id="30" w:name="ref-hernan2020causal"/>
+    <w:bookmarkStart w:id="32" w:name="refs"/>
+    <w:bookmarkStart w:id="31" w:name="ref-hernan2020causal"/>
     <w:p>
       <w:pPr>
         <w:pStyle w:val="Bibliography"/>
@@ -7294,7 +7343,7 @@
       <w:r>
         <w:t xml:space="preserve"> </w:t>
       </w:r>
-      <w:hyperlink r:id="rId29">
+      <w:hyperlink r:id="rId30">
         <w:r>
           <w:rPr>
             <w:rStyle w:val="Hyperlink"/>
@@ -7306,9 +7355,9 @@
         <w:t xml:space="preserve">.</w:t>
       </w:r>
     </w:p>
-    <w:bookmarkEnd w:id="30"/>
     <w:bookmarkEnd w:id="31"/>
     <w:bookmarkEnd w:id="32"/>
+    <w:bookmarkEnd w:id="33"/>
     <w:sectPr>
       <w:footnotePr>
         <w:numRestart w:val="eachSect"/>
